--- a/creches-parana/10_revisao_parecer/Material_Suplementar/00_Material_Suplementar_completo.docx
+++ b/creches-parana/10_revisao_parecer/Material_Suplementar/00_Material_Suplementar_completo.docx
@@ -9025,7 +9025,7 @@
                 <w:color w:val="FFFFFF" w:themeColor="background1"/>
                 <w:szCs w:val="24"/>
               </w:rPr>
-              <w:t>Mun/</w:t>
+              <w:t>Mun.</w:t>
             </w:r>
           </w:p>
         </w:tc>
@@ -9929,7 +9929,7 @@
               <w:jc w:val="right"/>
             </w:pPr>
             <w:r>
-              <w:t>100 após tetos</w:t>
+              <w:t>100 (cota fixa)</w:t>
             </w:r>
           </w:p>
         </w:tc>
